--- a/deliverables/video-1-slides/hit-final/Video_1_YouTube_Description_HIT.docx
+++ b/deliverables/video-1-slides/hit-final/Video_1_YouTube_Description_HIT.docx
@@ -4,7 +4,7 @@
   <w:body>
     <w:p>
       <w:pPr>
-        <w:spacing w:before="0" w:after="64" w:line="283" w:lineRule="auto"/>
+        <w:spacing w:before="0" w:after="36" w:line="259" w:lineRule="auto"/>
       </w:pPr>
       <w:r>
         <w:rPr>
@@ -19,7 +19,7 @@
     </w:p>
     <w:p>
       <w:pPr>
-        <w:spacing w:before="0" w:after="64" w:line="264" w:lineRule="auto"/>
+        <w:spacing w:before="0" w:after="36" w:line="259" w:lineRule="auto"/>
       </w:pPr>
       <w:r>
         <w:rPr>
@@ -33,7 +33,7 @@
     </w:p>
     <w:p>
       <w:pPr>
-        <w:spacing w:before="0" w:after="96" w:line="264" w:lineRule="auto"/>
+        <w:spacing w:before="0" w:after="52" w:line="259" w:lineRule="auto"/>
       </w:pPr>
       <w:r>
         <w:rPr>
@@ -47,7 +47,7 @@
     </w:p>
     <w:p>
       <w:pPr>
-        <w:spacing w:before="0" w:after="288" w:line="283" w:lineRule="auto"/>
+        <w:spacing w:before="0" w:after="158" w:line="259" w:lineRule="auto"/>
       </w:pPr>
       <w:r>
         <w:rPr>
@@ -61,7 +61,7 @@
     </w:p>
     <w:p>
       <w:pPr>
-        <w:spacing w:before="224" w:after="128" w:line="283" w:lineRule="auto"/>
+        <w:spacing w:before="124" w:after="70" w:line="259" w:lineRule="auto"/>
         <w:keepLines w:val="1"/>
         <w:keepNext w:val="1"/>
       </w:pPr>
@@ -77,7 +77,7 @@
     </w:p>
     <w:p>
       <w:pPr>
-        <w:spacing w:before="0" w:after="96" w:line="283" w:lineRule="auto"/>
+        <w:spacing w:before="0" w:after="88" w:line="259" w:lineRule="auto"/>
       </w:pPr>
       <w:r>
         <w:rPr>
@@ -90,13 +90,13 @@
     </w:p>
     <w:p>
       <w:pPr>
-        <w:spacing w:before="0" w:after="160" w:line="283" w:lineRule="auto"/>
+        <w:spacing w:before="0" w:after="88" w:line="259" w:lineRule="auto"/>
         <w:keepLines w:val="1"/>
       </w:pPr>
       <w:r>
         <w:rPr>
           <w:b w:val="0"/>
-          <w:i/>
+          <w:i w:val="0"/>
           <w:color w:val="5A6B82"/>
           <w:sz w:val="21"/>
         </w:rPr>
@@ -105,7 +105,7 @@
     </w:p>
     <w:p>
       <w:pPr>
-        <w:spacing w:before="224" w:after="128" w:line="283" w:lineRule="auto"/>
+        <w:spacing w:before="124" w:after="70" w:line="259" w:lineRule="auto"/>
         <w:keepLines w:val="1"/>
         <w:keepNext w:val="1"/>
       </w:pPr>
@@ -121,7 +121,7 @@
     </w:p>
     <w:p>
       <w:pPr>
-        <w:spacing w:before="0" w:after="160" w:line="283" w:lineRule="auto"/>
+        <w:spacing w:before="0" w:after="88" w:line="259" w:lineRule="auto"/>
       </w:pPr>
       <w:r>
         <w:rPr>
@@ -134,7 +134,7 @@
     </w:p>
     <w:p>
       <w:pPr>
-        <w:spacing w:before="224" w:after="128" w:line="283" w:lineRule="auto"/>
+        <w:spacing w:before="124" w:after="70" w:line="259" w:lineRule="auto"/>
         <w:keepLines w:val="1"/>
         <w:keepNext w:val="1"/>
       </w:pPr>
@@ -150,7 +150,7 @@
     </w:p>
     <w:p>
       <w:pPr>
-        <w:spacing w:before="0" w:after="160" w:line="283" w:lineRule="auto"/>
+        <w:spacing w:before="0" w:after="88" w:line="259" w:lineRule="auto"/>
       </w:pPr>
       <w:r>
         <w:rPr>
@@ -163,7 +163,7 @@
     </w:p>
     <w:p>
       <w:pPr>
-        <w:spacing w:before="224" w:after="128" w:line="283" w:lineRule="auto"/>
+        <w:spacing w:before="124" w:after="70" w:line="259" w:lineRule="auto"/>
         <w:keepLines w:val="1"/>
         <w:keepNext w:val="1"/>
       </w:pPr>
@@ -179,7 +179,7 @@
     </w:p>
     <w:p>
       <w:pPr>
-        <w:spacing w:before="0" w:after="192" w:line="283" w:lineRule="auto"/>
+        <w:spacing w:before="0" w:after="106" w:line="259" w:lineRule="auto"/>
         <w:shd w:val="clear" w:fill="F3F0E8"/>
         <w:keepLines w:val="1"/>
       </w:pPr>
@@ -190,12 +190,12 @@
           <w:color w:val="9B2C10"/>
           <w:sz w:val="21"/>
         </w:rPr>
-        <w:t>The restrained emoji system is part of the approved standard: ✨ teaching points, 🧭 CTA/resource, ⏱️ chapters, ▶️ Watch Next, 🔗 Connect and Explore. Do not remove them and do not add more.</w:t>
+        <w:t>The restrained emoji system is part of the approved v4.0 standard: ✨ teaching points, 🧭 CTA and resource, ⏱️ chapters, ▶️ Watch Next, 🔗 Connect and Explore. Do not remove it and do not add more.</w:t>
       </w:r>
     </w:p>
     <w:p>
       <w:pPr>
-        <w:spacing w:before="224" w:after="192" w:line="283" w:lineRule="auto"/>
+        <w:spacing w:before="124" w:after="106" w:line="259" w:lineRule="auto"/>
         <w:keepLines w:val="1"/>
         <w:shd w:val="clear" w:fill="E8EDF4"/>
       </w:pPr>
@@ -211,7 +211,7 @@
     </w:p>
     <w:p>
       <w:pPr>
-        <w:spacing w:before="0" w:after="112" w:line="283" w:lineRule="auto"/>
+        <w:spacing w:before="0" w:after="62" w:line="259" w:lineRule="auto"/>
         <w:keepLines w:val="1"/>
       </w:pPr>
       <w:r>
@@ -225,7 +225,7 @@
     </w:p>
     <w:p>
       <w:pPr>
-        <w:spacing w:before="0" w:after="112" w:line="283" w:lineRule="auto"/>
+        <w:spacing w:before="0" w:after="62" w:line="259" w:lineRule="auto"/>
         <w:keepLines w:val="1"/>
       </w:pPr>
       <w:r>
@@ -234,12 +234,12 @@
           <w:i w:val="0"/>
           <w:sz w:val="22"/>
         </w:rPr>
-        <w:t>In this video, I share three things that helped me change jobs without treating every transition as a return to zero:</w:t>
+        <w:t>In this video I share three things that helped me change jobs without treating every transition as a return to zero:</w:t>
       </w:r>
     </w:p>
     <w:p>
       <w:pPr>
-        <w:spacing w:before="0" w:after="112" w:line="283" w:lineRule="auto"/>
+        <w:spacing w:before="0" w:after="62" w:line="259" w:lineRule="auto"/>
         <w:keepLines w:val="1"/>
       </w:pPr>
       <w:r>
@@ -253,7 +253,7 @@
     </w:p>
     <w:p>
       <w:pPr>
-        <w:spacing w:before="0" w:after="112" w:line="283" w:lineRule="auto"/>
+        <w:spacing w:before="0" w:after="62" w:line="259" w:lineRule="auto"/>
         <w:keepLines w:val="1"/>
       </w:pPr>
       <w:r>
@@ -267,7 +267,7 @@
     </w:p>
     <w:p>
       <w:pPr>
-        <w:spacing w:before="0" w:after="112" w:line="283" w:lineRule="auto"/>
+        <w:spacing w:before="0" w:after="62" w:line="259" w:lineRule="auto"/>
         <w:keepLines w:val="1"/>
       </w:pPr>
       <w:r>
@@ -281,7 +281,7 @@
     </w:p>
     <w:p>
       <w:pPr>
-        <w:spacing w:before="0" w:after="112" w:line="283" w:lineRule="auto"/>
+        <w:spacing w:before="0" w:after="62" w:line="259" w:lineRule="auto"/>
         <w:keepLines w:val="1"/>
       </w:pPr>
       <w:r>
@@ -295,7 +295,7 @@
     </w:p>
     <w:p>
       <w:pPr>
-        <w:spacing w:before="0" w:after="112" w:line="283" w:lineRule="auto"/>
+        <w:spacing w:before="0" w:after="62" w:line="259" w:lineRule="auto"/>
         <w:keepLines w:val="1"/>
       </w:pPr>
       <w:r>
@@ -309,7 +309,7 @@
     </w:p>
     <w:p>
       <w:pPr>
-        <w:spacing w:before="0" w:after="112" w:line="283" w:lineRule="auto"/>
+        <w:spacing w:before="0" w:after="62" w:line="259" w:lineRule="auto"/>
         <w:keepLines w:val="1"/>
       </w:pPr>
       <w:r>
@@ -323,7 +323,7 @@
     </w:p>
     <w:p>
       <w:pPr>
-        <w:spacing w:before="0" w:after="48" w:line="283" w:lineRule="auto"/>
+        <w:spacing w:before="0" w:after="26" w:line="259" w:lineRule="auto"/>
         <w:keepLines w:val="1"/>
       </w:pPr>
       <w:r>
@@ -337,7 +337,7 @@
     </w:p>
     <w:p>
       <w:pPr>
-        <w:spacing w:before="0" w:after="112" w:line="283" w:lineRule="auto"/>
+        <w:spacing w:before="0" w:after="62" w:line="259" w:lineRule="auto"/>
         <w:keepLines w:val="1"/>
       </w:pPr>
       <w:r>
@@ -351,7 +351,7 @@
     </w:p>
     <w:p>
       <w:pPr>
-        <w:spacing w:before="0" w:after="112" w:line="283" w:lineRule="auto"/>
+        <w:spacing w:before="0" w:after="62" w:line="259" w:lineRule="auto"/>
         <w:keepLines w:val="1"/>
       </w:pPr>
       <w:r>
@@ -365,7 +365,7 @@
     </w:p>
     <w:p>
       <w:pPr>
-        <w:spacing w:before="0" w:after="112" w:line="283" w:lineRule="auto"/>
+        <w:spacing w:before="0" w:after="62" w:line="259" w:lineRule="auto"/>
         <w:keepLines w:val="1"/>
       </w:pPr>
       <w:r>
@@ -379,7 +379,7 @@
     </w:p>
     <w:p>
       <w:pPr>
-        <w:spacing w:before="0" w:after="48" w:line="283" w:lineRule="auto"/>
+        <w:spacing w:before="0" w:after="26" w:line="259" w:lineRule="auto"/>
         <w:keepLines w:val="1"/>
       </w:pPr>
       <w:r>
@@ -393,7 +393,7 @@
     </w:p>
     <w:p>
       <w:pPr>
-        <w:spacing w:before="0" w:after="112" w:line="283" w:lineRule="auto"/>
+        <w:spacing w:before="0" w:after="62" w:line="259" w:lineRule="auto"/>
         <w:keepLines w:val="1"/>
       </w:pPr>
       <w:r>
@@ -407,7 +407,7 @@
     </w:p>
     <w:p>
       <w:pPr>
-        <w:spacing w:before="0" w:after="112" w:line="283" w:lineRule="auto"/>
+        <w:spacing w:before="0" w:after="62" w:line="259" w:lineRule="auto"/>
         <w:keepLines w:val="1"/>
       </w:pPr>
       <w:r>
@@ -421,7 +421,7 @@
     </w:p>
     <w:p>
       <w:pPr>
-        <w:spacing w:before="0" w:after="112" w:line="283" w:lineRule="auto"/>
+        <w:spacing w:before="0" w:after="62" w:line="259" w:lineRule="auto"/>
         <w:keepLines w:val="1"/>
       </w:pPr>
       <w:r>
@@ -430,12 +430,12 @@
           <w:i w:val="0"/>
           <w:sz w:val="22"/>
         </w:rPr>
-        <w:t>01:00 What My Career Shifts Taught Me</w:t>
+        <w:t>01:09 What My Career Shifts Taught Me</w:t>
       </w:r>
     </w:p>
     <w:p>
       <w:pPr>
-        <w:spacing w:before="0" w:after="112" w:line="283" w:lineRule="auto"/>
+        <w:spacing w:before="0" w:after="62" w:line="259" w:lineRule="auto"/>
         <w:keepLines w:val="1"/>
       </w:pPr>
       <w:r>
@@ -444,12 +444,12 @@
           <w:i w:val="0"/>
           <w:sz w:val="22"/>
         </w:rPr>
-        <w:t>02:00 Look Beyond Job Titles</w:t>
+        <w:t>02:15 Look Beyond Job Titles</w:t>
       </w:r>
     </w:p>
     <w:p>
       <w:pPr>
-        <w:spacing w:before="0" w:after="112" w:line="283" w:lineRule="auto"/>
+        <w:spacing w:before="0" w:after="62" w:line="259" w:lineRule="auto"/>
         <w:keepLines w:val="1"/>
       </w:pPr>
       <w:r>
@@ -458,12 +458,12 @@
           <w:i w:val="0"/>
           <w:sz w:val="22"/>
         </w:rPr>
-        <w:t>02:25 Three Questions That Reveal Transferable Skills</w:t>
+        <w:t>02:19 Three Questions That Reveal Transferable Skills</w:t>
       </w:r>
     </w:p>
     <w:p>
       <w:pPr>
-        <w:spacing w:before="0" w:after="112" w:line="283" w:lineRule="auto"/>
+        <w:spacing w:before="0" w:after="62" w:line="259" w:lineRule="auto"/>
         <w:keepLines w:val="1"/>
       </w:pPr>
       <w:r>
@@ -472,12 +472,12 @@
           <w:i w:val="0"/>
           <w:sz w:val="22"/>
         </w:rPr>
-        <w:t>03:45 Translate Your Impact</w:t>
+        <w:t>04:03 Translate Your Impact</w:t>
       </w:r>
     </w:p>
     <w:p>
       <w:pPr>
-        <w:spacing w:before="0" w:after="112" w:line="283" w:lineRule="auto"/>
+        <w:spacing w:before="0" w:after="62" w:line="259" w:lineRule="auto"/>
         <w:keepLines w:val="1"/>
       </w:pPr>
       <w:r>
@@ -486,12 +486,12 @@
           <w:i w:val="0"/>
           <w:sz w:val="22"/>
         </w:rPr>
-        <w:t>05:25 Preserve Career Evidence Early</w:t>
+        <w:t>05:45 Preserve Career Evidence Early</w:t>
       </w:r>
     </w:p>
     <w:p>
       <w:pPr>
-        <w:spacing w:before="0" w:after="112" w:line="283" w:lineRule="auto"/>
+        <w:spacing w:before="0" w:after="62" w:line="259" w:lineRule="auto"/>
         <w:keepLines w:val="1"/>
       </w:pPr>
       <w:r>
@@ -500,12 +500,12 @@
           <w:i w:val="0"/>
           <w:sz w:val="22"/>
         </w:rPr>
-        <w:t>07:20 Three Questions Before Your Next Move</w:t>
+        <w:t>07:51 Three Questions Before Your Next Move</w:t>
       </w:r>
     </w:p>
     <w:p>
       <w:pPr>
-        <w:spacing w:before="0" w:after="112" w:line="283" w:lineRule="auto"/>
+        <w:spacing w:before="0" w:after="62" w:line="259" w:lineRule="auto"/>
         <w:keepLines w:val="1"/>
       </w:pPr>
       <w:r>
@@ -514,12 +514,12 @@
           <w:i w:val="0"/>
           <w:sz w:val="22"/>
         </w:rPr>
-        <w:t>08:10 Free Career Evidence Starter</w:t>
+        <w:t>08:43 Free Career Evidence Starter</w:t>
       </w:r>
     </w:p>
     <w:p>
       <w:pPr>
-        <w:spacing w:before="0" w:after="112" w:line="283" w:lineRule="auto"/>
+        <w:spacing w:before="0" w:after="62" w:line="259" w:lineRule="auto"/>
         <w:keepLines w:val="1"/>
       </w:pPr>
       <w:r>
@@ -528,12 +528,12 @@
           <w:i w:val="0"/>
           <w:sz w:val="22"/>
         </w:rPr>
-        <w:t>08:40 Is Your Job Making You Less Marketable?</w:t>
+        <w:t>09:01 Is Your Job Making You Less Marketable?</w:t>
       </w:r>
     </w:p>
     <w:p>
       <w:pPr>
-        <w:spacing w:before="0" w:after="48" w:line="283" w:lineRule="auto"/>
+        <w:spacing w:before="0" w:after="26" w:line="259" w:lineRule="auto"/>
         <w:keepLines w:val="1"/>
       </w:pPr>
       <w:r>
@@ -547,7 +547,7 @@
     </w:p>
     <w:p>
       <w:pPr>
-        <w:spacing w:before="0" w:after="112" w:line="283" w:lineRule="auto"/>
+        <w:spacing w:before="0" w:after="62" w:line="259" w:lineRule="auto"/>
         <w:keepLines w:val="1"/>
       </w:pPr>
       <w:r>
@@ -561,7 +561,7 @@
     </w:p>
     <w:p>
       <w:pPr>
-        <w:spacing w:before="0" w:after="112" w:line="283" w:lineRule="auto"/>
+        <w:spacing w:before="0" w:after="62" w:line="259" w:lineRule="auto"/>
         <w:keepLines w:val="1"/>
       </w:pPr>
       <w:r>
@@ -575,7 +575,7 @@
     </w:p>
     <w:p>
       <w:pPr>
-        <w:spacing w:before="0" w:after="112" w:line="283" w:lineRule="auto"/>
+        <w:spacing w:before="0" w:after="62" w:line="259" w:lineRule="auto"/>
         <w:keepLines w:val="1"/>
       </w:pPr>
       <w:r>
@@ -589,7 +589,7 @@
     </w:p>
     <w:p>
       <w:pPr>
-        <w:spacing w:before="0" w:after="48" w:line="283" w:lineRule="auto"/>
+        <w:spacing w:before="0" w:after="26" w:line="259" w:lineRule="auto"/>
         <w:keepLines w:val="1"/>
       </w:pPr>
       <w:r>
@@ -603,7 +603,7 @@
     </w:p>
     <w:p>
       <w:pPr>
-        <w:spacing w:before="0" w:after="112" w:line="283" w:lineRule="auto"/>
+        <w:spacing w:before="0" w:after="62" w:line="259" w:lineRule="auto"/>
         <w:keepLines w:val="1"/>
       </w:pPr>
       <w:r>
@@ -617,7 +617,7 @@
     </w:p>
     <w:p>
       <w:pPr>
-        <w:spacing w:before="0" w:after="112" w:line="283" w:lineRule="auto"/>
+        <w:spacing w:before="0" w:after="62" w:line="259" w:lineRule="auto"/>
         <w:keepLines w:val="1"/>
       </w:pPr>
       <w:r>
@@ -631,7 +631,7 @@
     </w:p>
     <w:p>
       <w:pPr>
-        <w:spacing w:before="0" w:after="112" w:line="283" w:lineRule="auto"/>
+        <w:spacing w:before="0" w:after="62" w:line="259" w:lineRule="auto"/>
         <w:keepLines w:val="1"/>
       </w:pPr>
       <w:r>
@@ -645,7 +645,7 @@
     </w:p>
     <w:p>
       <w:pPr>
-        <w:spacing w:before="0" w:after="112" w:line="283" w:lineRule="auto"/>
+        <w:spacing w:before="0" w:after="62" w:line="259" w:lineRule="auto"/>
         <w:keepLines w:val="1"/>
       </w:pPr>
       <w:r>
@@ -659,7 +659,7 @@
     </w:p>
     <w:p>
       <w:pPr>
-        <w:spacing w:before="0" w:after="112" w:line="283" w:lineRule="auto"/>
+        <w:spacing w:before="0" w:after="62" w:line="259" w:lineRule="auto"/>
         <w:keepLines w:val="1"/>
       </w:pPr>
       <w:r>
@@ -673,7 +673,7 @@
     </w:p>
     <w:p>
       <w:pPr>
-        <w:spacing w:before="0" w:after="112" w:line="283" w:lineRule="auto"/>
+        <w:spacing w:before="0" w:after="62" w:line="259" w:lineRule="auto"/>
         <w:keepLines w:val="1"/>
       </w:pPr>
       <w:r>
@@ -687,7 +687,7 @@
     </w:p>
     <w:p>
       <w:pPr>
-        <w:spacing w:before="0" w:after="112" w:line="283" w:lineRule="auto"/>
+        <w:spacing w:before="0" w:after="62" w:line="259" w:lineRule="auto"/>
         <w:keepLines w:val="1"/>
       </w:pPr>
       <w:r>
@@ -701,7 +701,7 @@
     </w:p>
     <w:p>
       <w:pPr>
-        <w:spacing w:before="0" w:after="48" w:line="283" w:lineRule="auto"/>
+        <w:spacing w:before="0" w:after="26" w:line="259" w:lineRule="auto"/>
         <w:keepLines w:val="1"/>
       </w:pPr>
       <w:r>
@@ -715,7 +715,7 @@
     </w:p>
     <w:p>
       <w:pPr>
-        <w:spacing w:before="0" w:after="112" w:line="283" w:lineRule="auto"/>
+        <w:spacing w:before="0" w:after="62" w:line="259" w:lineRule="auto"/>
         <w:keepLines w:val="1"/>
       </w:pPr>
       <w:r>
@@ -729,7 +729,7 @@
     </w:p>
     <w:p>
       <w:pPr>
-        <w:spacing w:before="224" w:after="192" w:line="283" w:lineRule="auto"/>
+        <w:spacing w:before="124" w:after="106" w:line="259" w:lineRule="auto"/>
         <w:keepLines w:val="1"/>
       </w:pPr>
       <w:r>
@@ -739,12 +739,12 @@
           <w:color w:val="5A6B82"/>
           <w:sz w:val="20"/>
         </w:rPr>
-        <w:t>— END OF THE COPY-READY DESCRIPTION —</w:t>
+        <w:t>— END OF COPY-READY DESCRIPTION —</w:t>
       </w:r>
     </w:p>
     <w:p>
       <w:pPr>
-        <w:spacing w:before="224" w:after="128" w:line="283" w:lineRule="auto"/>
+        <w:spacing w:before="124" w:after="70" w:line="259" w:lineRule="auto"/>
         <w:keepLines w:val="1"/>
         <w:keepNext w:val="1"/>
       </w:pPr>
@@ -760,7 +760,7 @@
     </w:p>
     <w:p>
       <w:pPr>
-        <w:spacing w:before="0" w:after="96" w:line="283" w:lineRule="auto"/>
+        <w:spacing w:before="0" w:after="52" w:line="259" w:lineRule="auto"/>
         <w:shd w:val="clear" w:fill="F3F0E8"/>
         <w:keepLines w:val="1"/>
       </w:pPr>
@@ -776,7 +776,7 @@
     </w:p>
     <w:p>
       <w:pPr>
-        <w:spacing w:before="0" w:after="160" w:line="283" w:lineRule="auto"/>
+        <w:spacing w:before="0" w:after="88" w:line="259" w:lineRule="auto"/>
         <w:shd w:val="clear" w:fill="F3F0E8"/>
         <w:keepLines w:val="1"/>
       </w:pPr>
@@ -787,12 +787,12 @@
           <w:color w:val="9B2C10"/>
           <w:sz w:val="21"/>
         </w:rPr>
-        <w:t>These timestamps were estimated from the script, not measured from the finished edit. Replace every timestamp using the finished cut before publication. Do not force the edit to match these estimates.</w:t>
+        <w:t>These timestamps are script-derived, not measured from the finished edit. Replace every one of them before publication. Do not force the edit to match them.</w:t>
       </w:r>
     </w:p>
     <w:p>
       <w:pPr>
-        <w:spacing w:before="224" w:after="128" w:line="283" w:lineRule="auto"/>
+        <w:spacing w:before="124" w:after="70" w:line="259" w:lineRule="auto"/>
         <w:keepLines w:val="1"/>
         <w:keepNext w:val="1"/>
       </w:pPr>
@@ -808,7 +808,7 @@
     </w:p>
     <w:p>
       <w:pPr>
-        <w:spacing w:before="0" w:after="128" w:line="283" w:lineRule="auto"/>
+        <w:spacing w:before="0" w:after="70" w:line="259" w:lineRule="auto"/>
         <w:keepLines w:val="1"/>
       </w:pPr>
       <w:r>
@@ -823,7 +823,7 @@
     </w:p>
     <w:p>
       <w:pPr>
-        <w:spacing w:before="0" w:after="64" w:line="283" w:lineRule="auto"/>
+        <w:spacing w:before="0" w:after="36" w:line="259" w:lineRule="auto"/>
         <w:keepLines w:val="1"/>
       </w:pPr>
       <w:r>
@@ -837,7 +837,7 @@
     </w:p>
     <w:p>
       <w:pPr>
-        <w:spacing w:before="0" w:after="64" w:line="283" w:lineRule="auto"/>
+        <w:spacing w:before="0" w:after="36" w:line="259" w:lineRule="auto"/>
         <w:keepLines w:val="1"/>
       </w:pPr>
       <w:r>
@@ -846,12 +846,12 @@
           <w:i w:val="0"/>
           <w:sz w:val="22"/>
         </w:rPr>
-        <w:t>01:00 What My Career Shifts Taught Me</w:t>
+        <w:t>01:09 What My Career Shifts Taught Me</w:t>
       </w:r>
     </w:p>
     <w:p>
       <w:pPr>
-        <w:spacing w:before="0" w:after="64" w:line="283" w:lineRule="auto"/>
+        <w:spacing w:before="0" w:after="36" w:line="259" w:lineRule="auto"/>
         <w:keepLines w:val="1"/>
       </w:pPr>
       <w:r>
@@ -860,12 +860,12 @@
           <w:i w:val="0"/>
           <w:sz w:val="22"/>
         </w:rPr>
-        <w:t>02:00 Look Beyond Job Titles</w:t>
+        <w:t>02:15 Look Beyond Job Titles</w:t>
       </w:r>
     </w:p>
     <w:p>
       <w:pPr>
-        <w:spacing w:before="0" w:after="64" w:line="283" w:lineRule="auto"/>
+        <w:spacing w:before="0" w:after="36" w:line="259" w:lineRule="auto"/>
         <w:keepLines w:val="1"/>
       </w:pPr>
       <w:r>
@@ -874,12 +874,12 @@
           <w:i w:val="0"/>
           <w:sz w:val="22"/>
         </w:rPr>
-        <w:t>02:25 Three Questions That Reveal Transferable Skills</w:t>
+        <w:t>02:19 Three Questions That Reveal Transferable Skills</w:t>
       </w:r>
     </w:p>
     <w:p>
       <w:pPr>
-        <w:spacing w:before="0" w:after="64" w:line="283" w:lineRule="auto"/>
+        <w:spacing w:before="0" w:after="36" w:line="259" w:lineRule="auto"/>
         <w:keepLines w:val="1"/>
       </w:pPr>
       <w:r>
@@ -888,12 +888,12 @@
           <w:i w:val="0"/>
           <w:sz w:val="22"/>
         </w:rPr>
-        <w:t>03:45 Translate Your Impact</w:t>
+        <w:t>04:03 Translate Your Impact</w:t>
       </w:r>
     </w:p>
     <w:p>
       <w:pPr>
-        <w:spacing w:before="0" w:after="64" w:line="283" w:lineRule="auto"/>
+        <w:spacing w:before="0" w:after="36" w:line="259" w:lineRule="auto"/>
         <w:keepLines w:val="1"/>
       </w:pPr>
       <w:r>
@@ -902,12 +902,12 @@
           <w:i w:val="0"/>
           <w:sz w:val="22"/>
         </w:rPr>
-        <w:t>05:25 Preserve Career Evidence Early</w:t>
+        <w:t>05:45 Preserve Career Evidence Early</w:t>
       </w:r>
     </w:p>
     <w:p>
       <w:pPr>
-        <w:spacing w:before="0" w:after="64" w:line="283" w:lineRule="auto"/>
+        <w:spacing w:before="0" w:after="36" w:line="259" w:lineRule="auto"/>
         <w:keepLines w:val="1"/>
       </w:pPr>
       <w:r>
@@ -916,12 +916,12 @@
           <w:i w:val="0"/>
           <w:sz w:val="22"/>
         </w:rPr>
-        <w:t>07:20 Three Questions Before Your Next Move</w:t>
+        <w:t>07:51 Three Questions Before Your Next Move</w:t>
       </w:r>
     </w:p>
     <w:p>
       <w:pPr>
-        <w:spacing w:before="0" w:after="64" w:line="283" w:lineRule="auto"/>
+        <w:spacing w:before="0" w:after="36" w:line="259" w:lineRule="auto"/>
         <w:keepLines w:val="1"/>
       </w:pPr>
       <w:r>
@@ -930,12 +930,12 @@
           <w:i w:val="0"/>
           <w:sz w:val="22"/>
         </w:rPr>
-        <w:t>08:10 Free Career Evidence Starter</w:t>
+        <w:t>08:43 Free Career Evidence Starter</w:t>
       </w:r>
     </w:p>
     <w:p>
       <w:pPr>
-        <w:spacing w:before="0" w:after="64" w:line="283" w:lineRule="auto"/>
+        <w:spacing w:before="0" w:after="36" w:line="259" w:lineRule="auto"/>
         <w:keepLines w:val="1"/>
       </w:pPr>
       <w:r>
@@ -944,12 +944,12 @@
           <w:i w:val="0"/>
           <w:sz w:val="22"/>
         </w:rPr>
-        <w:t>08:40 Is Your Job Making You Less Marketable?</w:t>
+        <w:t>09:01 Is Your Job Making You Less Marketable?</w:t>
       </w:r>
     </w:p>
     <w:p>
       <w:pPr>
-        <w:spacing w:before="224" w:after="128" w:line="283" w:lineRule="auto"/>
+        <w:spacing w:before="124" w:after="70" w:line="259" w:lineRule="auto"/>
         <w:keepLines w:val="1"/>
         <w:keepNext w:val="1"/>
       </w:pPr>
@@ -965,7 +965,7 @@
     </w:p>
     <w:p>
       <w:pPr>
-        <w:spacing w:before="0" w:after="96" w:line="283" w:lineRule="auto"/>
+        <w:spacing w:before="0" w:after="52" w:line="259" w:lineRule="auto"/>
         <w:keepLines w:val="1"/>
       </w:pPr>
       <w:r>
@@ -974,12 +974,12 @@
           <w:i w:val="0"/>
           <w:sz w:val="22"/>
         </w:rPr>
-        <w:t>Before your next move, answer these three questions:</w:t>
+        <w:t>Which of the three practices is hardest for you right now?</w:t>
       </w:r>
     </w:p>
     <w:p>
       <w:pPr>
-        <w:spacing w:before="0" w:after="96" w:line="283" w:lineRule="auto"/>
+        <w:spacing w:before="0" w:after="52" w:line="259" w:lineRule="auto"/>
         <w:keepLines w:val="1"/>
       </w:pPr>
       <w:r>
@@ -988,12 +988,12 @@
           <w:i w:val="0"/>
           <w:sz w:val="22"/>
         </w:rPr>
-        <w:t>1. What can I solve now that I could not solve two years ago?</w:t>
+        <w:t>1. Look underneath the title</w:t>
       </w:r>
     </w:p>
     <w:p>
       <w:pPr>
-        <w:spacing w:before="0" w:after="96" w:line="283" w:lineRule="auto"/>
+        <w:spacing w:before="0" w:after="52" w:line="259" w:lineRule="auto"/>
         <w:keepLines w:val="1"/>
       </w:pPr>
       <w:r>
@@ -1002,12 +1002,12 @@
           <w:i w:val="0"/>
           <w:sz w:val="22"/>
         </w:rPr>
-        <w:t>2. What result can I describe in language another employer would understand?</w:t>
+        <w:t>2. Explain what the work changed</w:t>
       </w:r>
     </w:p>
     <w:p>
       <w:pPr>
-        <w:spacing w:before="0" w:after="96" w:line="283" w:lineRule="auto"/>
+        <w:spacing w:before="0" w:after="52" w:line="259" w:lineRule="auto"/>
         <w:keepLines w:val="1"/>
       </w:pPr>
       <w:r>
@@ -1016,12 +1016,12 @@
           <w:i w:val="0"/>
           <w:sz w:val="22"/>
         </w:rPr>
-        <w:t>3. What could I still do if the title, employer or industry changed?</w:t>
+        <w:t>3. Keep evidence before you need it</w:t>
       </w:r>
     </w:p>
     <w:p>
       <w:pPr>
-        <w:spacing w:before="0" w:after="96" w:line="283" w:lineRule="auto"/>
+        <w:spacing w:before="0" w:after="52" w:line="259" w:lineRule="auto"/>
         <w:keepLines w:val="1"/>
       </w:pPr>
       <w:r>
@@ -1030,12 +1030,12 @@
           <w:i w:val="0"/>
           <w:sz w:val="22"/>
         </w:rPr>
-        <w:t>Which answer is clearest for you, and which one still needs evidence?</w:t>
+        <w:t>Try the third one today. Write four lines about one piece of work: the situation, your role, what changed, and what it shows — in your own words, nothing confidential.</w:t>
       </w:r>
     </w:p>
     <w:p>
       <w:pPr>
-        <w:spacing w:before="0" w:after="96" w:line="283" w:lineRule="auto"/>
+        <w:spacing w:before="0" w:after="52" w:line="259" w:lineRule="auto"/>
         <w:keepLines w:val="1"/>
       </w:pPr>
       <w:r>
@@ -1044,26 +1044,12 @@
           <w:i w:val="0"/>
           <w:sz w:val="22"/>
         </w:rPr>
-        <w:t>If you want to try this on one accomplishment, the Career Evidence Starter is free.</w:t>
+        <w:t>And if you want to turn one accomplishment into a portable Proof Line, the free Career Evidence Starter is here:</w:t>
       </w:r>
     </w:p>
     <w:p>
       <w:pPr>
-        <w:spacing w:before="0" w:after="96" w:line="283" w:lineRule="auto"/>
-        <w:keepLines w:val="1"/>
-      </w:pPr>
-      <w:r>
-        <w:rPr>
-          <w:b w:val="0"/>
-          <w:i w:val="0"/>
-          <w:sz w:val="22"/>
-        </w:rPr>
-        <w:t>It takes about 10 to 15 focused minutes and helps you turn one piece of work into a portable Proof Line.</w:t>
-      </w:r>
-    </w:p>
-    <w:p>
-      <w:pPr>
-        <w:spacing w:before="0" w:after="96" w:line="283" w:lineRule="auto"/>
+        <w:spacing w:before="0" w:after="52" w:line="259" w:lineRule="auto"/>
         <w:keepLines w:val="1"/>
       </w:pPr>
       <w:r>
@@ -1077,7 +1063,7 @@
     </w:p>
     <w:p>
       <w:pPr>
-        <w:spacing w:before="224" w:after="128" w:line="283" w:lineRule="auto"/>
+        <w:spacing w:before="124" w:after="70" w:line="259" w:lineRule="auto"/>
         <w:keepLines w:val="1"/>
         <w:keepNext w:val="1"/>
       </w:pPr>
@@ -1093,7 +1079,7 @@
     </w:p>
     <w:p>
       <w:pPr>
-        <w:spacing w:before="0" w:after="128" w:line="283" w:lineRule="auto"/>
+        <w:spacing w:before="0" w:after="70" w:line="259" w:lineRule="auto"/>
         <w:keepLines w:val="1"/>
       </w:pPr>
       <w:r>
@@ -1102,12 +1088,12 @@
           <w:i w:val="0"/>
           <w:sz w:val="22"/>
         </w:rPr>
-        <w:t>Is Your Job Making You Less Marketable?</w:t>
+        <w:t>Is Your Job Making You Less Marketable?  (Video 2)</w:t>
       </w:r>
     </w:p>
     <w:p>
       <w:pPr>
-        <w:spacing w:before="224" w:after="128" w:line="283" w:lineRule="auto"/>
+        <w:spacing w:before="124" w:after="70" w:line="259" w:lineRule="auto"/>
         <w:keepLines w:val="1"/>
         <w:keepNext w:val="1"/>
       </w:pPr>
@@ -1123,7 +1109,7 @@
     </w:p>
     <w:p>
       <w:pPr>
-        <w:spacing w:before="0" w:after="96" w:line="283" w:lineRule="auto"/>
+        <w:spacing w:before="0" w:after="52" w:line="259" w:lineRule="auto"/>
         <w:keepLines w:val="1"/>
       </w:pPr>
       <w:r>
@@ -1138,7 +1124,7 @@
     </w:p>
     <w:p>
       <w:pPr>
-        <w:spacing w:before="0" w:after="160" w:line="283" w:lineRule="auto"/>
+        <w:spacing w:before="0" w:after="88" w:line="259" w:lineRule="auto"/>
         <w:keepLines w:val="1"/>
       </w:pPr>
       <w:r>
@@ -1147,7 +1133,7 @@
           <w:i w:val="0"/>
           <w:sz w:val="21"/>
         </w:rPr>
-        <w:t>how to change jobs without starting over, how to change careers without starting over, change jobs without starting over, transferable skills for career change, transferable skills, changing jobs, career transition, career change, career change advice, how to identify transferable skills, how to explain your experience, career portability, transferable experience, career growth, Temidayo Afonja, Capability Formation</w:t>
+        <w:t>how to change jobs without starting over, transferable skills, career change, career pivot, changing careers, transferable experience, career portability, career evidence, internal mobility, starting over, experienced professionals, Temidayo Afonja, Capability Formation</w:t>
       </w:r>
     </w:p>
     <w:sectPr>

--- a/deliverables/video-1-slides/hit-final/Video_1_YouTube_Description_HIT.docx
+++ b/deliverables/video-1-slides/hit-final/Video_1_YouTube_Description_HIT.docx
@@ -4,7 +4,7 @@
   <w:body>
     <w:p>
       <w:pPr>
-        <w:spacing w:before="0" w:after="36" w:line="259" w:lineRule="auto"/>
+        <w:spacing w:before="0" w:after="28" w:line="250" w:lineRule="auto"/>
       </w:pPr>
       <w:r>
         <w:rPr>
@@ -19,7 +19,7 @@
     </w:p>
     <w:p>
       <w:pPr>
-        <w:spacing w:before="0" w:after="36" w:line="259" w:lineRule="auto"/>
+        <w:spacing w:before="0" w:after="28" w:line="250" w:lineRule="auto"/>
       </w:pPr>
       <w:r>
         <w:rPr>
@@ -33,7 +33,7 @@
     </w:p>
     <w:p>
       <w:pPr>
-        <w:spacing w:before="0" w:after="52" w:line="259" w:lineRule="auto"/>
+        <w:spacing w:before="0" w:after="40" w:line="250" w:lineRule="auto"/>
       </w:pPr>
       <w:r>
         <w:rPr>
@@ -42,12 +42,12 @@
           <w:color w:val="5A6B82"/>
           <w:sz w:val="22"/>
         </w:rPr>
-        <w:t>Video 1  ·  YouTube description</w:t>
+        <w:t>Video 1  ·  YouTube description  ·  v5.0</w:t>
       </w:r>
     </w:p>
     <w:p>
       <w:pPr>
-        <w:spacing w:before="0" w:after="158" w:line="259" w:lineRule="auto"/>
+        <w:spacing w:before="0" w:after="122" w:line="250" w:lineRule="auto"/>
       </w:pPr>
       <w:r>
         <w:rPr>
@@ -61,7 +61,7 @@
     </w:p>
     <w:p>
       <w:pPr>
-        <w:spacing w:before="124" w:after="70" w:line="259" w:lineRule="auto"/>
+        <w:spacing w:before="96" w:after="54" w:line="250" w:lineRule="auto"/>
         <w:keepLines w:val="1"/>
         <w:keepNext w:val="1"/>
       </w:pPr>
@@ -77,7 +77,7 @@
     </w:p>
     <w:p>
       <w:pPr>
-        <w:spacing w:before="0" w:after="88" w:line="259" w:lineRule="auto"/>
+        <w:spacing w:before="0" w:after="68" w:line="250" w:lineRule="auto"/>
       </w:pPr>
       <w:r>
         <w:rPr>
@@ -90,7 +90,7 @@
     </w:p>
     <w:p>
       <w:pPr>
-        <w:spacing w:before="0" w:after="88" w:line="259" w:lineRule="auto"/>
+        <w:spacing w:before="0" w:after="68" w:line="250" w:lineRule="auto"/>
         <w:keepLines w:val="1"/>
       </w:pPr>
       <w:r>
@@ -105,7 +105,7 @@
     </w:p>
     <w:p>
       <w:pPr>
-        <w:spacing w:before="124" w:after="70" w:line="259" w:lineRule="auto"/>
+        <w:spacing w:before="96" w:after="54" w:line="250" w:lineRule="auto"/>
         <w:keepLines w:val="1"/>
         <w:keepNext w:val="1"/>
       </w:pPr>
@@ -121,7 +121,7 @@
     </w:p>
     <w:p>
       <w:pPr>
-        <w:spacing w:before="0" w:after="88" w:line="259" w:lineRule="auto"/>
+        <w:spacing w:before="0" w:after="68" w:line="250" w:lineRule="auto"/>
       </w:pPr>
       <w:r>
         <w:rPr>
@@ -134,7 +134,7 @@
     </w:p>
     <w:p>
       <w:pPr>
-        <w:spacing w:before="124" w:after="70" w:line="259" w:lineRule="auto"/>
+        <w:spacing w:before="96" w:after="54" w:line="250" w:lineRule="auto"/>
         <w:keepLines w:val="1"/>
         <w:keepNext w:val="1"/>
       </w:pPr>
@@ -150,7 +150,7 @@
     </w:p>
     <w:p>
       <w:pPr>
-        <w:spacing w:before="0" w:after="88" w:line="259" w:lineRule="auto"/>
+        <w:spacing w:before="0" w:after="68" w:line="250" w:lineRule="auto"/>
       </w:pPr>
       <w:r>
         <w:rPr>
@@ -163,7 +163,7 @@
     </w:p>
     <w:p>
       <w:pPr>
-        <w:spacing w:before="124" w:after="70" w:line="259" w:lineRule="auto"/>
+        <w:spacing w:before="96" w:after="54" w:line="250" w:lineRule="auto"/>
         <w:keepLines w:val="1"/>
         <w:keepNext w:val="1"/>
       </w:pPr>
@@ -179,7 +179,7 @@
     </w:p>
     <w:p>
       <w:pPr>
-        <w:spacing w:before="0" w:after="106" w:line="259" w:lineRule="auto"/>
+        <w:spacing w:before="0" w:after="82" w:line="250" w:lineRule="auto"/>
         <w:shd w:val="clear" w:fill="F3F0E8"/>
         <w:keepLines w:val="1"/>
       </w:pPr>
@@ -190,12 +190,12 @@
           <w:color w:val="9B2C10"/>
           <w:sz w:val="21"/>
         </w:rPr>
-        <w:t>The restrained emoji system is part of the approved v4.0 standard: ✨ teaching points, 🧭 CTA and resource, ⏱️ chapters, ▶️ Watch Next, 🔗 Connect and Explore. Do not remove it and do not add more.</w:t>
+        <w:t>The restrained emoji system is part of the approved standard: ✨ teaching points, 🧭 CTA and resource, ⏱️ chapters, ▶️ Watch Next, 🔗 Connect and Explore. Do not remove it and do not add more.</w:t>
       </w:r>
     </w:p>
     <w:p>
       <w:pPr>
-        <w:spacing w:before="124" w:after="106" w:line="259" w:lineRule="auto"/>
+        <w:spacing w:before="96" w:after="82" w:line="250" w:lineRule="auto"/>
         <w:keepLines w:val="1"/>
         <w:shd w:val="clear" w:fill="E8EDF4"/>
       </w:pPr>
@@ -211,7 +211,7 @@
     </w:p>
     <w:p>
       <w:pPr>
-        <w:spacing w:before="0" w:after="62" w:line="259" w:lineRule="auto"/>
+        <w:spacing w:before="0" w:after="48" w:line="250" w:lineRule="auto"/>
         <w:keepLines w:val="1"/>
       </w:pPr>
       <w:r>
@@ -220,12 +220,12 @@
           <w:i w:val="0"/>
           <w:sz w:val="22"/>
         </w:rPr>
-        <w:t>I’m Temidayo Afonja, founder of The Density Group and creator of Capability Formation. I help experienced professionals understand what they can carry across roles, functions, employers and industries so they can make career pivots and internal moves without starting from zero.</w:t>
+        <w:t>You have spent years getting good at your work. Now the job, the function or the whole industry might change — and a quiet question shows up: does what I have already done still count?</w:t>
       </w:r>
     </w:p>
     <w:p>
       <w:pPr>
-        <w:spacing w:before="0" w:after="62" w:line="259" w:lineRule="auto"/>
+        <w:spacing w:before="0" w:after="48" w:line="250" w:lineRule="auto"/>
         <w:keepLines w:val="1"/>
       </w:pPr>
       <w:r>
@@ -234,12 +234,12 @@
           <w:i w:val="0"/>
           <w:sz w:val="22"/>
         </w:rPr>
-        <w:t>In this video I share three things that helped me change jobs without treating every transition as a return to zero:</w:t>
+        <w:t>Some of it does. Not all of it. This video is about telling the difference, before you need to.</w:t>
       </w:r>
     </w:p>
     <w:p>
       <w:pPr>
-        <w:spacing w:before="0" w:after="62" w:line="259" w:lineRule="auto"/>
+        <w:spacing w:before="0" w:after="48" w:line="250" w:lineRule="auto"/>
         <w:keepLines w:val="1"/>
       </w:pPr>
       <w:r>
@@ -248,12 +248,12 @@
           <w:i w:val="0"/>
           <w:sz w:val="22"/>
         </w:rPr>
-        <w:t>✨ Look underneath the job title and identify what your work trained you to notice, decide and solve.</w:t>
+        <w:t>I have crossed accounting and audit, cybersecurity and privacy, people and employee experience, and enterprise transformation. Every move meant real relearning. Something else came with me every time.</w:t>
       </w:r>
     </w:p>
     <w:p>
       <w:pPr>
-        <w:spacing w:before="0" w:after="62" w:line="259" w:lineRule="auto"/>
+        <w:spacing w:before="0" w:after="48" w:line="250" w:lineRule="auto"/>
         <w:keepLines w:val="1"/>
       </w:pPr>
       <w:r>
@@ -262,12 +262,12 @@
           <w:i w:val="0"/>
           <w:sz w:val="22"/>
         </w:rPr>
-        <w:t>✨ Explain what your work changed in language another employer can understand.</w:t>
+        <w:t>Three practices I use:</w:t>
       </w:r>
     </w:p>
     <w:p>
       <w:pPr>
-        <w:spacing w:before="0" w:after="62" w:line="259" w:lineRule="auto"/>
+        <w:spacing w:before="0" w:after="48" w:line="250" w:lineRule="auto"/>
         <w:keepLines w:val="1"/>
       </w:pPr>
       <w:r>
@@ -276,12 +276,12 @@
           <w:i w:val="0"/>
           <w:sz w:val="22"/>
         </w:rPr>
-        <w:t>✨ Preserve permitted evidence before you need a résumé, interview story or promotion case.</w:t>
+        <w:t>✨ Look underneath the title — name what the work trained you to notice, decide and solve.</w:t>
       </w:r>
     </w:p>
     <w:p>
       <w:pPr>
-        <w:spacing w:before="0" w:after="62" w:line="259" w:lineRule="auto"/>
+        <w:spacing w:before="0" w:after="48" w:line="250" w:lineRule="auto"/>
         <w:keepLines w:val="1"/>
       </w:pPr>
       <w:r>
@@ -290,12 +290,12 @@
           <w:i w:val="0"/>
           <w:sz w:val="22"/>
         </w:rPr>
-        <w:t>Not everything transfers. A new role, employer or industry may require real relearning. But a new context does not make you new to everything.</w:t>
+        <w:t>✨ Explain what the work changed — in words someone outside your company can understand.</w:t>
       </w:r>
     </w:p>
     <w:p>
       <w:pPr>
-        <w:spacing w:before="0" w:after="62" w:line="259" w:lineRule="auto"/>
+        <w:spacing w:before="0" w:after="48" w:line="250" w:lineRule="auto"/>
         <w:keepLines w:val="1"/>
       </w:pPr>
       <w:r>
@@ -304,12 +304,12 @@
           <w:i w:val="0"/>
           <w:sz w:val="22"/>
         </w:rPr>
-        <w:t>I also share one carefully bounded example from my own work: an onboarding redesign I led with my team, where one measure of how well new hires felt integrated moved from 47 to 75.</w:t>
+        <w:t>✨ Keep evidence before you need it — a permitted, high-level record in your own words.</w:t>
       </w:r>
     </w:p>
     <w:p>
       <w:pPr>
-        <w:spacing w:before="0" w:after="62" w:line="259" w:lineRule="auto"/>
+        <w:spacing w:before="0" w:after="48" w:line="250" w:lineRule="auto"/>
         <w:keepLines w:val="1"/>
       </w:pPr>
       <w:r>
@@ -318,12 +318,26 @@
           <w:i w:val="0"/>
           <w:sz w:val="22"/>
         </w:rPr>
-        <w:t>What has your work built in you—and what could you still do if the title, employer or industry changed?</w:t>
+        <w:t>I also share one bounded example of my own: an onboarding redesign I led with my team, where one measure of how well new hires felt integrated moved from 47 to 75.</w:t>
       </w:r>
     </w:p>
     <w:p>
       <w:pPr>
-        <w:spacing w:before="0" w:after="26" w:line="259" w:lineRule="auto"/>
+        <w:spacing w:before="0" w:after="48" w:line="250" w:lineRule="auto"/>
+        <w:keepLines w:val="1"/>
+      </w:pPr>
+      <w:r>
+        <w:rPr>
+          <w:b w:val="0"/>
+          <w:i w:val="0"/>
+          <w:sz w:val="22"/>
+        </w:rPr>
+        <w:t>This will not stop a restructure or decide a hiring market for you. What it changes is what you are holding when those things happen — so a new context stops making you forget what you already know how to do.</w:t>
+      </w:r>
+    </w:p>
+    <w:p>
+      <w:pPr>
+        <w:spacing w:before="0" w:after="20" w:line="250" w:lineRule="auto"/>
         <w:keepLines w:val="1"/>
       </w:pPr>
       <w:r>
@@ -337,7 +351,7 @@
     </w:p>
     <w:p>
       <w:pPr>
-        <w:spacing w:before="0" w:after="62" w:line="259" w:lineRule="auto"/>
+        <w:spacing w:before="0" w:after="48" w:line="250" w:lineRule="auto"/>
         <w:keepLines w:val="1"/>
       </w:pPr>
       <w:r>
@@ -351,7 +365,7 @@
     </w:p>
     <w:p>
       <w:pPr>
-        <w:spacing w:before="0" w:after="62" w:line="259" w:lineRule="auto"/>
+        <w:spacing w:before="0" w:after="48" w:line="250" w:lineRule="auto"/>
         <w:keepLines w:val="1"/>
       </w:pPr>
       <w:r>
@@ -360,12 +374,12 @@
           <w:i w:val="0"/>
           <w:sz w:val="22"/>
         </w:rPr>
-        <w:t>Turn one accomplishment into a portable Proof Line you can use in a performance review, interview, internal move or career pivot:</w:t>
+        <w:t>Turn one accomplishment into a portable proof line you can use in a performance review, an interview, an internal move or a career pivot:</w:t>
       </w:r>
     </w:p>
     <w:p>
       <w:pPr>
-        <w:spacing w:before="0" w:after="62" w:line="259" w:lineRule="auto"/>
+        <w:spacing w:before="0" w:after="48" w:line="250" w:lineRule="auto"/>
         <w:keepLines w:val="1"/>
       </w:pPr>
       <w:r>
@@ -379,7 +393,7 @@
     </w:p>
     <w:p>
       <w:pPr>
-        <w:spacing w:before="0" w:after="26" w:line="259" w:lineRule="auto"/>
+        <w:spacing w:before="0" w:after="20" w:line="250" w:lineRule="auto"/>
         <w:keepLines w:val="1"/>
       </w:pPr>
       <w:r>
@@ -393,7 +407,7 @@
     </w:p>
     <w:p>
       <w:pPr>
-        <w:spacing w:before="0" w:after="62" w:line="259" w:lineRule="auto"/>
+        <w:spacing w:before="0" w:after="48" w:line="250" w:lineRule="auto"/>
         <w:keepLines w:val="1"/>
       </w:pPr>
       <w:r>
@@ -407,7 +421,7 @@
     </w:p>
     <w:p>
       <w:pPr>
-        <w:spacing w:before="0" w:after="62" w:line="259" w:lineRule="auto"/>
+        <w:spacing w:before="0" w:after="48" w:line="250" w:lineRule="auto"/>
         <w:keepLines w:val="1"/>
       </w:pPr>
       <w:r>
@@ -416,12 +430,12 @@
           <w:i w:val="0"/>
           <w:sz w:val="22"/>
         </w:rPr>
-        <w:t>00:00 Change Jobs Without Starting Over</w:t>
+        <w:t>00:00 Does What You Have Already Done Still Count?</w:t>
       </w:r>
     </w:p>
     <w:p>
       <w:pPr>
-        <w:spacing w:before="0" w:after="62" w:line="259" w:lineRule="auto"/>
+        <w:spacing w:before="0" w:after="48" w:line="250" w:lineRule="auto"/>
         <w:keepLines w:val="1"/>
       </w:pPr>
       <w:r>
@@ -430,12 +444,12 @@
           <w:i w:val="0"/>
           <w:sz w:val="22"/>
         </w:rPr>
-        <w:t>01:09 What My Career Shifts Taught Me</w:t>
+        <w:t>00:39 The Honest Promise: Not Everything Transfers</w:t>
       </w:r>
     </w:p>
     <w:p>
       <w:pPr>
-        <w:spacing w:before="0" w:after="62" w:line="259" w:lineRule="auto"/>
+        <w:spacing w:before="0" w:after="48" w:line="250" w:lineRule="auto"/>
         <w:keepLines w:val="1"/>
       </w:pPr>
       <w:r>
@@ -444,12 +458,12 @@
           <w:i w:val="0"/>
           <w:sz w:val="22"/>
         </w:rPr>
-        <w:t>02:15 Look Beyond Job Titles</w:t>
+        <w:t>01:31 What Actually Carried Across My Career Changes</w:t>
       </w:r>
     </w:p>
     <w:p>
       <w:pPr>
-        <w:spacing w:before="0" w:after="62" w:line="259" w:lineRule="auto"/>
+        <w:spacing w:before="0" w:after="48" w:line="250" w:lineRule="auto"/>
         <w:keepLines w:val="1"/>
       </w:pPr>
       <w:r>
@@ -458,12 +472,12 @@
           <w:i w:val="0"/>
           <w:sz w:val="22"/>
         </w:rPr>
-        <w:t>02:19 Three Questions That Reveal Transferable Skills</w:t>
+        <w:t>03:09 Practice 1: Look Underneath the Title</w:t>
       </w:r>
     </w:p>
     <w:p>
       <w:pPr>
-        <w:spacing w:before="0" w:after="62" w:line="259" w:lineRule="auto"/>
+        <w:spacing w:before="0" w:after="48" w:line="250" w:lineRule="auto"/>
         <w:keepLines w:val="1"/>
       </w:pPr>
       <w:r>
@@ -472,12 +486,12 @@
           <w:i w:val="0"/>
           <w:sz w:val="22"/>
         </w:rPr>
-        <w:t>04:03 Translate Your Impact</w:t>
+        <w:t>04:57 Practice 2: Explain What the Work Changed</w:t>
       </w:r>
     </w:p>
     <w:p>
       <w:pPr>
-        <w:spacing w:before="0" w:after="62" w:line="259" w:lineRule="auto"/>
+        <w:spacing w:before="0" w:after="48" w:line="250" w:lineRule="auto"/>
         <w:keepLines w:val="1"/>
       </w:pPr>
       <w:r>
@@ -486,12 +500,12 @@
           <w:i w:val="0"/>
           <w:sz w:val="22"/>
         </w:rPr>
-        <w:t>05:45 Preserve Career Evidence Early</w:t>
+        <w:t>06:09 One Result, Stated Precisely: 47 to 75</w:t>
       </w:r>
     </w:p>
     <w:p>
       <w:pPr>
-        <w:spacing w:before="0" w:after="62" w:line="259" w:lineRule="auto"/>
+        <w:spacing w:before="0" w:after="48" w:line="250" w:lineRule="auto"/>
         <w:keepLines w:val="1"/>
       </w:pPr>
       <w:r>
@@ -500,12 +514,12 @@
           <w:i w:val="0"/>
           <w:sz w:val="22"/>
         </w:rPr>
-        <w:t>07:51 Three Questions Before Your Next Move</w:t>
+        <w:t>06:52 Practice 3: Keep Evidence Before You Need It</w:t>
       </w:r>
     </w:p>
     <w:p>
       <w:pPr>
-        <w:spacing w:before="0" w:after="62" w:line="259" w:lineRule="auto"/>
+        <w:spacing w:before="0" w:after="48" w:line="250" w:lineRule="auto"/>
         <w:keepLines w:val="1"/>
       </w:pPr>
       <w:r>
@@ -514,12 +528,12 @@
           <w:i w:val="0"/>
           <w:sz w:val="22"/>
         </w:rPr>
-        <w:t>08:43 Free Career Evidence Starter</w:t>
+        <w:t>08:26 The Two Mistakes, and What This Cannot Do</w:t>
       </w:r>
     </w:p>
     <w:p>
       <w:pPr>
-        <w:spacing w:before="0" w:after="62" w:line="259" w:lineRule="auto"/>
+        <w:spacing w:before="0" w:after="48" w:line="250" w:lineRule="auto"/>
         <w:keepLines w:val="1"/>
       </w:pPr>
       <w:r>
@@ -528,12 +542,54 @@
           <w:i w:val="0"/>
           <w:sz w:val="22"/>
         </w:rPr>
-        <w:t>09:01 Is Your Job Making You Less Marketable?</w:t>
+        <w:t>09:22 Who You Are Becoming</w:t>
       </w:r>
     </w:p>
     <w:p>
       <w:pPr>
-        <w:spacing w:before="0" w:after="26" w:line="259" w:lineRule="auto"/>
+        <w:spacing w:before="0" w:after="48" w:line="250" w:lineRule="auto"/>
+        <w:keepLines w:val="1"/>
+      </w:pPr>
+      <w:r>
+        <w:rPr>
+          <w:b w:val="0"/>
+          <w:i w:val="0"/>
+          <w:sz w:val="22"/>
+        </w:rPr>
+        <w:t>09:50 Three Questions Before Your Next Move</w:t>
+      </w:r>
+    </w:p>
+    <w:p>
+      <w:pPr>
+        <w:spacing w:before="0" w:after="48" w:line="250" w:lineRule="auto"/>
+        <w:keepLines w:val="1"/>
+      </w:pPr>
+      <w:r>
+        <w:rPr>
+          <w:b w:val="0"/>
+          <w:i w:val="0"/>
+          <w:sz w:val="22"/>
+        </w:rPr>
+        <w:t>10:48 Free Career Evidence Starter</w:t>
+      </w:r>
+    </w:p>
+    <w:p>
+      <w:pPr>
+        <w:spacing w:before="0" w:after="48" w:line="250" w:lineRule="auto"/>
+        <w:keepLines w:val="1"/>
+      </w:pPr>
+      <w:r>
+        <w:rPr>
+          <w:b w:val="0"/>
+          <w:i w:val="0"/>
+          <w:sz w:val="22"/>
+        </w:rPr>
+        <w:t>11:10 Is Your Job Making You Less Marketable?</w:t>
+      </w:r>
+    </w:p>
+    <w:p>
+      <w:pPr>
+        <w:spacing w:before="0" w:after="20" w:line="250" w:lineRule="auto"/>
         <w:keepLines w:val="1"/>
       </w:pPr>
       <w:r>
@@ -547,7 +603,7 @@
     </w:p>
     <w:p>
       <w:pPr>
-        <w:spacing w:before="0" w:after="62" w:line="259" w:lineRule="auto"/>
+        <w:spacing w:before="0" w:after="48" w:line="250" w:lineRule="auto"/>
         <w:keepLines w:val="1"/>
       </w:pPr>
       <w:r>
@@ -561,7 +617,7 @@
     </w:p>
     <w:p>
       <w:pPr>
-        <w:spacing w:before="0" w:after="62" w:line="259" w:lineRule="auto"/>
+        <w:spacing w:before="0" w:after="48" w:line="250" w:lineRule="auto"/>
         <w:keepLines w:val="1"/>
       </w:pPr>
       <w:r>
@@ -575,7 +631,7 @@
     </w:p>
     <w:p>
       <w:pPr>
-        <w:spacing w:before="0" w:after="62" w:line="259" w:lineRule="auto"/>
+        <w:spacing w:before="0" w:after="48" w:line="250" w:lineRule="auto"/>
         <w:keepLines w:val="1"/>
       </w:pPr>
       <w:r>
@@ -589,7 +645,7 @@
     </w:p>
     <w:p>
       <w:pPr>
-        <w:spacing w:before="0" w:after="26" w:line="259" w:lineRule="auto"/>
+        <w:spacing w:before="0" w:after="20" w:line="250" w:lineRule="auto"/>
         <w:keepLines w:val="1"/>
       </w:pPr>
       <w:r>
@@ -603,7 +659,7 @@
     </w:p>
     <w:p>
       <w:pPr>
-        <w:spacing w:before="0" w:after="62" w:line="259" w:lineRule="auto"/>
+        <w:spacing w:before="0" w:after="48" w:line="250" w:lineRule="auto"/>
         <w:keepLines w:val="1"/>
       </w:pPr>
       <w:r>
@@ -617,7 +673,7 @@
     </w:p>
     <w:p>
       <w:pPr>
-        <w:spacing w:before="0" w:after="62" w:line="259" w:lineRule="auto"/>
+        <w:spacing w:before="0" w:after="48" w:line="250" w:lineRule="auto"/>
         <w:keepLines w:val="1"/>
       </w:pPr>
       <w:r>
@@ -631,7 +687,7 @@
     </w:p>
     <w:p>
       <w:pPr>
-        <w:spacing w:before="0" w:after="62" w:line="259" w:lineRule="auto"/>
+        <w:spacing w:before="0" w:after="48" w:line="250" w:lineRule="auto"/>
         <w:keepLines w:val="1"/>
       </w:pPr>
       <w:r>
@@ -645,7 +701,7 @@
     </w:p>
     <w:p>
       <w:pPr>
-        <w:spacing w:before="0" w:after="62" w:line="259" w:lineRule="auto"/>
+        <w:spacing w:before="0" w:after="48" w:line="250" w:lineRule="auto"/>
         <w:keepLines w:val="1"/>
       </w:pPr>
       <w:r>
@@ -659,7 +715,7 @@
     </w:p>
     <w:p>
       <w:pPr>
-        <w:spacing w:before="0" w:after="62" w:line="259" w:lineRule="auto"/>
+        <w:spacing w:before="0" w:after="48" w:line="250" w:lineRule="auto"/>
         <w:keepLines w:val="1"/>
       </w:pPr>
       <w:r>
@@ -673,7 +729,7 @@
     </w:p>
     <w:p>
       <w:pPr>
-        <w:spacing w:before="0" w:after="62" w:line="259" w:lineRule="auto"/>
+        <w:spacing w:before="0" w:after="48" w:line="250" w:lineRule="auto"/>
         <w:keepLines w:val="1"/>
       </w:pPr>
       <w:r>
@@ -687,7 +743,7 @@
     </w:p>
     <w:p>
       <w:pPr>
-        <w:spacing w:before="0" w:after="62" w:line="259" w:lineRule="auto"/>
+        <w:spacing w:before="0" w:after="48" w:line="250" w:lineRule="auto"/>
         <w:keepLines w:val="1"/>
       </w:pPr>
       <w:r>
@@ -701,7 +757,7 @@
     </w:p>
     <w:p>
       <w:pPr>
-        <w:spacing w:before="0" w:after="26" w:line="259" w:lineRule="auto"/>
+        <w:spacing w:before="0" w:after="20" w:line="250" w:lineRule="auto"/>
         <w:keepLines w:val="1"/>
       </w:pPr>
       <w:r>
@@ -715,7 +771,7 @@
     </w:p>
     <w:p>
       <w:pPr>
-        <w:spacing w:before="0" w:after="62" w:line="259" w:lineRule="auto"/>
+        <w:spacing w:before="0" w:after="48" w:line="250" w:lineRule="auto"/>
         <w:keepLines w:val="1"/>
       </w:pPr>
       <w:r>
@@ -729,7 +785,7 @@
     </w:p>
     <w:p>
       <w:pPr>
-        <w:spacing w:before="124" w:after="106" w:line="259" w:lineRule="auto"/>
+        <w:spacing w:before="96" w:after="82" w:line="250" w:lineRule="auto"/>
         <w:keepLines w:val="1"/>
       </w:pPr>
       <w:r>
@@ -739,12 +795,12 @@
           <w:color w:val="5A6B82"/>
           <w:sz w:val="20"/>
         </w:rPr>
-        <w:t>— END OF COPY-READY DESCRIPTION —</w:t>
+        <w:t>— END OF THE COPY-READY DESCRIPTION —</w:t>
       </w:r>
     </w:p>
     <w:p>
       <w:pPr>
-        <w:spacing w:before="124" w:after="70" w:line="259" w:lineRule="auto"/>
+        <w:spacing w:before="96" w:after="54" w:line="250" w:lineRule="auto"/>
         <w:keepLines w:val="1"/>
         <w:keepNext w:val="1"/>
       </w:pPr>
@@ -760,7 +816,7 @@
     </w:p>
     <w:p>
       <w:pPr>
-        <w:spacing w:before="0" w:after="52" w:line="259" w:lineRule="auto"/>
+        <w:spacing w:before="0" w:after="40" w:line="250" w:lineRule="auto"/>
         <w:shd w:val="clear" w:fill="F3F0E8"/>
         <w:keepLines w:val="1"/>
       </w:pPr>
@@ -776,7 +832,7 @@
     </w:p>
     <w:p>
       <w:pPr>
-        <w:spacing w:before="0" w:after="88" w:line="259" w:lineRule="auto"/>
+        <w:spacing w:before="0" w:after="68" w:line="250" w:lineRule="auto"/>
         <w:shd w:val="clear" w:fill="F3F0E8"/>
         <w:keepLines w:val="1"/>
       </w:pPr>
@@ -787,12 +843,12 @@
           <w:color w:val="9B2C10"/>
           <w:sz w:val="21"/>
         </w:rPr>
-        <w:t>These timestamps are script-derived, not measured from the finished edit. Replace every one of them before publication. Do not force the edit to match them.</w:t>
+        <w:t>These timestamps are script-derived, not measured from the finished edit. Replace every one before publication.</w:t>
       </w:r>
     </w:p>
     <w:p>
       <w:pPr>
-        <w:spacing w:before="124" w:after="70" w:line="259" w:lineRule="auto"/>
+        <w:spacing w:before="96" w:after="54" w:line="250" w:lineRule="auto"/>
         <w:keepLines w:val="1"/>
         <w:keepNext w:val="1"/>
       </w:pPr>
@@ -808,7 +864,7 @@
     </w:p>
     <w:p>
       <w:pPr>
-        <w:spacing w:before="0" w:after="70" w:line="259" w:lineRule="auto"/>
+        <w:spacing w:before="0" w:after="54" w:line="250" w:lineRule="auto"/>
         <w:keepLines w:val="1"/>
       </w:pPr>
       <w:r>
@@ -818,12 +874,12 @@
           <w:color w:val="5A6B82"/>
           <w:sz w:val="21"/>
         </w:rPr>
-        <w:t>Identical to the nine chapter lines inside the description above.</w:t>
+        <w:t>Identical to the twelve chapter lines inside the description above.</w:t>
       </w:r>
     </w:p>
     <w:p>
       <w:pPr>
-        <w:spacing w:before="0" w:after="36" w:line="259" w:lineRule="auto"/>
+        <w:spacing w:before="0" w:after="28" w:line="250" w:lineRule="auto"/>
         <w:keepLines w:val="1"/>
       </w:pPr>
       <w:r>
@@ -832,12 +888,12 @@
           <w:i w:val="0"/>
           <w:sz w:val="22"/>
         </w:rPr>
-        <w:t>00:00 Change Jobs Without Starting Over</w:t>
+        <w:t>00:00 Does What You Have Already Done Still Count?</w:t>
       </w:r>
     </w:p>
     <w:p>
       <w:pPr>
-        <w:spacing w:before="0" w:after="36" w:line="259" w:lineRule="auto"/>
+        <w:spacing w:before="0" w:after="28" w:line="250" w:lineRule="auto"/>
         <w:keepLines w:val="1"/>
       </w:pPr>
       <w:r>
@@ -846,12 +902,12 @@
           <w:i w:val="0"/>
           <w:sz w:val="22"/>
         </w:rPr>
-        <w:t>01:09 What My Career Shifts Taught Me</w:t>
+        <w:t>00:39 The Honest Promise: Not Everything Transfers</w:t>
       </w:r>
     </w:p>
     <w:p>
       <w:pPr>
-        <w:spacing w:before="0" w:after="36" w:line="259" w:lineRule="auto"/>
+        <w:spacing w:before="0" w:after="28" w:line="250" w:lineRule="auto"/>
         <w:keepLines w:val="1"/>
       </w:pPr>
       <w:r>
@@ -860,12 +916,12 @@
           <w:i w:val="0"/>
           <w:sz w:val="22"/>
         </w:rPr>
-        <w:t>02:15 Look Beyond Job Titles</w:t>
+        <w:t>01:31 What Actually Carried Across My Career Changes</w:t>
       </w:r>
     </w:p>
     <w:p>
       <w:pPr>
-        <w:spacing w:before="0" w:after="36" w:line="259" w:lineRule="auto"/>
+        <w:spacing w:before="0" w:after="28" w:line="250" w:lineRule="auto"/>
         <w:keepLines w:val="1"/>
       </w:pPr>
       <w:r>
@@ -874,12 +930,12 @@
           <w:i w:val="0"/>
           <w:sz w:val="22"/>
         </w:rPr>
-        <w:t>02:19 Three Questions That Reveal Transferable Skills</w:t>
+        <w:t>03:09 Practice 1: Look Underneath the Title</w:t>
       </w:r>
     </w:p>
     <w:p>
       <w:pPr>
-        <w:spacing w:before="0" w:after="36" w:line="259" w:lineRule="auto"/>
+        <w:spacing w:before="0" w:after="28" w:line="250" w:lineRule="auto"/>
         <w:keepLines w:val="1"/>
       </w:pPr>
       <w:r>
@@ -888,12 +944,12 @@
           <w:i w:val="0"/>
           <w:sz w:val="22"/>
         </w:rPr>
-        <w:t>04:03 Translate Your Impact</w:t>
+        <w:t>04:57 Practice 2: Explain What the Work Changed</w:t>
       </w:r>
     </w:p>
     <w:p>
       <w:pPr>
-        <w:spacing w:before="0" w:after="36" w:line="259" w:lineRule="auto"/>
+        <w:spacing w:before="0" w:after="28" w:line="250" w:lineRule="auto"/>
         <w:keepLines w:val="1"/>
       </w:pPr>
       <w:r>
@@ -902,12 +958,12 @@
           <w:i w:val="0"/>
           <w:sz w:val="22"/>
         </w:rPr>
-        <w:t>05:45 Preserve Career Evidence Early</w:t>
+        <w:t>06:09 One Result, Stated Precisely: 47 to 75</w:t>
       </w:r>
     </w:p>
     <w:p>
       <w:pPr>
-        <w:spacing w:before="0" w:after="36" w:line="259" w:lineRule="auto"/>
+        <w:spacing w:before="0" w:after="28" w:line="250" w:lineRule="auto"/>
         <w:keepLines w:val="1"/>
       </w:pPr>
       <w:r>
@@ -916,12 +972,12 @@
           <w:i w:val="0"/>
           <w:sz w:val="22"/>
         </w:rPr>
-        <w:t>07:51 Three Questions Before Your Next Move</w:t>
+        <w:t>06:52 Practice 3: Keep Evidence Before You Need It</w:t>
       </w:r>
     </w:p>
     <w:p>
       <w:pPr>
-        <w:spacing w:before="0" w:after="36" w:line="259" w:lineRule="auto"/>
+        <w:spacing w:before="0" w:after="28" w:line="250" w:lineRule="auto"/>
         <w:keepLines w:val="1"/>
       </w:pPr>
       <w:r>
@@ -930,12 +986,12 @@
           <w:i w:val="0"/>
           <w:sz w:val="22"/>
         </w:rPr>
-        <w:t>08:43 Free Career Evidence Starter</w:t>
+        <w:t>08:26 The Two Mistakes, and What This Cannot Do</w:t>
       </w:r>
     </w:p>
     <w:p>
       <w:pPr>
-        <w:spacing w:before="0" w:after="36" w:line="259" w:lineRule="auto"/>
+        <w:spacing w:before="0" w:after="28" w:line="250" w:lineRule="auto"/>
         <w:keepLines w:val="1"/>
       </w:pPr>
       <w:r>
@@ -944,12 +1000,54 @@
           <w:i w:val="0"/>
           <w:sz w:val="22"/>
         </w:rPr>
-        <w:t>09:01 Is Your Job Making You Less Marketable?</w:t>
+        <w:t>09:22 Who You Are Becoming</w:t>
       </w:r>
     </w:p>
     <w:p>
       <w:pPr>
-        <w:spacing w:before="124" w:after="70" w:line="259" w:lineRule="auto"/>
+        <w:spacing w:before="0" w:after="28" w:line="250" w:lineRule="auto"/>
+        <w:keepLines w:val="1"/>
+      </w:pPr>
+      <w:r>
+        <w:rPr>
+          <w:b w:val="0"/>
+          <w:i w:val="0"/>
+          <w:sz w:val="22"/>
+        </w:rPr>
+        <w:t>09:50 Three Questions Before Your Next Move</w:t>
+      </w:r>
+    </w:p>
+    <w:p>
+      <w:pPr>
+        <w:spacing w:before="0" w:after="28" w:line="250" w:lineRule="auto"/>
+        <w:keepLines w:val="1"/>
+      </w:pPr>
+      <w:r>
+        <w:rPr>
+          <w:b w:val="0"/>
+          <w:i w:val="0"/>
+          <w:sz w:val="22"/>
+        </w:rPr>
+        <w:t>10:48 Free Career Evidence Starter</w:t>
+      </w:r>
+    </w:p>
+    <w:p>
+      <w:pPr>
+        <w:spacing w:before="0" w:after="28" w:line="250" w:lineRule="auto"/>
+        <w:keepLines w:val="1"/>
+      </w:pPr>
+      <w:r>
+        <w:rPr>
+          <w:b w:val="0"/>
+          <w:i w:val="0"/>
+          <w:sz w:val="22"/>
+        </w:rPr>
+        <w:t>11:10 Is Your Job Making You Less Marketable?</w:t>
+      </w:r>
+    </w:p>
+    <w:p>
+      <w:pPr>
+        <w:spacing w:before="96" w:after="54" w:line="250" w:lineRule="auto"/>
         <w:keepLines w:val="1"/>
         <w:keepNext w:val="1"/>
       </w:pPr>
@@ -965,7 +1063,7 @@
     </w:p>
     <w:p>
       <w:pPr>
-        <w:spacing w:before="0" w:after="52" w:line="259" w:lineRule="auto"/>
+        <w:spacing w:before="0" w:after="40" w:line="250" w:lineRule="auto"/>
         <w:keepLines w:val="1"/>
       </w:pPr>
       <w:r>
@@ -974,12 +1072,12 @@
           <w:i w:val="0"/>
           <w:sz w:val="22"/>
         </w:rPr>
-        <w:t>Which of the three practices is hardest for you right now?</w:t>
+        <w:t>Which part of this is happening in your situation right now?</w:t>
       </w:r>
     </w:p>
     <w:p>
       <w:pPr>
-        <w:spacing w:before="0" w:after="52" w:line="259" w:lineRule="auto"/>
+        <w:spacing w:before="0" w:after="40" w:line="250" w:lineRule="auto"/>
         <w:keepLines w:val="1"/>
       </w:pPr>
       <w:r>
@@ -988,12 +1086,12 @@
           <w:i w:val="0"/>
           <w:sz w:val="22"/>
         </w:rPr>
-        <w:t>1. Look underneath the title</w:t>
+        <w:t>1. You are about to change context and are not sure what still counts</w:t>
       </w:r>
     </w:p>
     <w:p>
       <w:pPr>
-        <w:spacing w:before="0" w:after="52" w:line="259" w:lineRule="auto"/>
+        <w:spacing w:before="0" w:after="40" w:line="250" w:lineRule="auto"/>
         <w:keepLines w:val="1"/>
       </w:pPr>
       <w:r>
@@ -1002,12 +1100,12 @@
           <w:i w:val="0"/>
           <w:sz w:val="22"/>
         </w:rPr>
-        <w:t>2. Explain what the work changed</w:t>
+        <w:t>2. You know what you can do but cannot explain what changed because of you</w:t>
       </w:r>
     </w:p>
     <w:p>
       <w:pPr>
-        <w:spacing w:before="0" w:after="52" w:line="259" w:lineRule="auto"/>
+        <w:spacing w:before="0" w:after="40" w:line="250" w:lineRule="auto"/>
         <w:keepLines w:val="1"/>
       </w:pPr>
       <w:r>
@@ -1016,12 +1114,12 @@
           <w:i w:val="0"/>
           <w:sz w:val="22"/>
         </w:rPr>
-        <w:t>3. Keep evidence before you need it</w:t>
+        <w:t>3. You have done good work and the evidence for it is already fading</w:t>
       </w:r>
     </w:p>
     <w:p>
       <w:pPr>
-        <w:spacing w:before="0" w:after="52" w:line="259" w:lineRule="auto"/>
+        <w:spacing w:before="0" w:after="40" w:line="250" w:lineRule="auto"/>
         <w:keepLines w:val="1"/>
       </w:pPr>
       <w:r>
@@ -1030,12 +1128,12 @@
           <w:i w:val="0"/>
           <w:sz w:val="22"/>
         </w:rPr>
-        <w:t>Try the third one today. Write four lines about one piece of work: the situation, your role, what changed, and what it shows — in your own words, nothing confidential.</w:t>
+        <w:t>Tell me which one, and what you would put in the “what this shows” line for one piece of your work.</w:t>
       </w:r>
     </w:p>
     <w:p>
       <w:pPr>
-        <w:spacing w:before="0" w:after="52" w:line="259" w:lineRule="auto"/>
+        <w:spacing w:before="0" w:after="40" w:line="250" w:lineRule="auto"/>
         <w:keepLines w:val="1"/>
       </w:pPr>
       <w:r>
@@ -1044,12 +1142,12 @@
           <w:i w:val="0"/>
           <w:sz w:val="22"/>
         </w:rPr>
-        <w:t>And if you want to turn one accomplishment into a portable Proof Line, the free Career Evidence Starter is here:</w:t>
+        <w:t>If you want to try it on one real accomplishment, the free Career Evidence Starter is here:</w:t>
       </w:r>
     </w:p>
     <w:p>
       <w:pPr>
-        <w:spacing w:before="0" w:after="52" w:line="259" w:lineRule="auto"/>
+        <w:spacing w:before="0" w:after="40" w:line="250" w:lineRule="auto"/>
         <w:keepLines w:val="1"/>
       </w:pPr>
       <w:r>
@@ -1063,7 +1161,7 @@
     </w:p>
     <w:p>
       <w:pPr>
-        <w:spacing w:before="124" w:after="70" w:line="259" w:lineRule="auto"/>
+        <w:spacing w:before="96" w:after="54" w:line="250" w:lineRule="auto"/>
         <w:keepLines w:val="1"/>
         <w:keepNext w:val="1"/>
       </w:pPr>
@@ -1079,7 +1177,7 @@
     </w:p>
     <w:p>
       <w:pPr>
-        <w:spacing w:before="0" w:after="70" w:line="259" w:lineRule="auto"/>
+        <w:spacing w:before="0" w:after="54" w:line="250" w:lineRule="auto"/>
         <w:keepLines w:val="1"/>
       </w:pPr>
       <w:r>
@@ -1093,7 +1191,7 @@
     </w:p>
     <w:p>
       <w:pPr>
-        <w:spacing w:before="124" w:after="70" w:line="259" w:lineRule="auto"/>
+        <w:spacing w:before="96" w:after="54" w:line="250" w:lineRule="auto"/>
         <w:keepLines w:val="1"/>
         <w:keepNext w:val="1"/>
       </w:pPr>
@@ -1109,7 +1207,7 @@
     </w:p>
     <w:p>
       <w:pPr>
-        <w:spacing w:before="0" w:after="52" w:line="259" w:lineRule="auto"/>
+        <w:spacing w:before="0" w:after="40" w:line="250" w:lineRule="auto"/>
         <w:keepLines w:val="1"/>
       </w:pPr>
       <w:r>
@@ -1124,7 +1222,7 @@
     </w:p>
     <w:p>
       <w:pPr>
-        <w:spacing w:before="0" w:after="88" w:line="259" w:lineRule="auto"/>
+        <w:spacing w:before="0" w:after="68" w:line="250" w:lineRule="auto"/>
         <w:keepLines w:val="1"/>
       </w:pPr>
       <w:r>
@@ -1133,7 +1231,7 @@
           <w:i w:val="0"/>
           <w:sz w:val="21"/>
         </w:rPr>
-        <w:t>how to change jobs without starting over, transferable skills, career change, career pivot, changing careers, transferable experience, career portability, career evidence, internal mobility, starting over, experienced professionals, Temidayo Afonja, Capability Formation</w:t>
+        <w:t>how to change jobs without starting over, transferable skills, career change, career pivot, changing careers, transferable experience, career portability, career evidence, starting over, experienced professionals, Temidayo Afonja, Capability Formation</w:t>
       </w:r>
     </w:p>
     <w:sectPr>

--- a/deliverables/video-1-slides/hit-final/Video_1_YouTube_Description_HIT.docx
+++ b/deliverables/video-1-slides/hit-final/Video_1_YouTube_Description_HIT.docx
@@ -42,7 +42,7 @@
           <w:color w:val="5A6B82"/>
           <w:sz w:val="22"/>
         </w:rPr>
-        <w:t>Video 1  ·  YouTube description  ·  v5.0</w:t>
+        <w:t>Video 1  ·  YouTube description  ·  v5.1</w:t>
       </w:r>
     </w:p>
     <w:p>
@@ -100,7 +100,7 @@
           <w:color w:val="5A6B82"/>
           <w:sz w:val="21"/>
         </w:rPr>
-        <w:t>On-screen deck title (intentionally different): How I Changed Jobs Without Starting My Career Over</w:t>
+        <w:t>The on-screen deck title is “How I Changed Jobs Without Starting My Career Over”. The two differ intentionally.</w:t>
       </w:r>
     </w:p>
     <w:p>
@@ -220,7 +220,7 @@
           <w:i w:val="0"/>
           <w:sz w:val="22"/>
         </w:rPr>
-        <w:t>You have spent years getting good at your work. Now the job, the function or the whole industry might change — and a quiet question shows up: does what I have already done still count?</w:t>
+        <w:t>If your job, your function or your whole industry changed tomorrow, how much of what you already know would still count?</w:t>
       </w:r>
     </w:p>
     <w:p>
@@ -234,7 +234,7 @@
           <w:i w:val="0"/>
           <w:sz w:val="22"/>
         </w:rPr>
-        <w:t>Some of it does. Not all of it. This video is about telling the difference, before you need to.</w:t>
+        <w:t>I had to answer that question in a way I did not choose. I had accepted a job offer. An acquisition rescinded the role before I ever got to start it. Within a few months, I was driving Uber.</w:t>
       </w:r>
     </w:p>
     <w:p>
@@ -248,7 +248,7 @@
           <w:i w:val="0"/>
           <w:sz w:val="22"/>
         </w:rPr>
-        <w:t>I have crossed accounting and audit, cybersecurity and privacy, people and employee experience, and enterprise transformation. Every move meant real relearning. Something else came with me every time.</w:t>
+        <w:t>I was not being strategic. I was thinking about income, and uncertainty, and what I was supposed to do next. The question underneath it took me much longer to say out loud: did everything I had done before this still count?</w:t>
       </w:r>
     </w:p>
     <w:p>
@@ -262,7 +262,7 @@
           <w:i w:val="0"/>
           <w:sz w:val="22"/>
         </w:rPr>
-        <w:t>Three practices I use:</w:t>
+        <w:t>The role had disappeared. My experience had not.</w:t>
       </w:r>
     </w:p>
     <w:p>
@@ -276,7 +276,7 @@
           <w:i w:val="0"/>
           <w:sz w:val="22"/>
         </w:rPr>
-        <w:t>✨ Look underneath the title — name what the work trained you to notice, decide and solve.</w:t>
+        <w:t>This video is what I learned to do about that — three practices you can use before something changes, rather than during it:</w:t>
       </w:r>
     </w:p>
     <w:p>
@@ -290,7 +290,7 @@
           <w:i w:val="0"/>
           <w:sz w:val="22"/>
         </w:rPr>
-        <w:t>✨ Explain what the work changed — in words someone outside your company can understand.</w:t>
+        <w:t>✨ Look underneath the title — find the judgment the work built, not the label it sat under.</w:t>
       </w:r>
     </w:p>
     <w:p>
@@ -304,7 +304,7 @@
           <w:i w:val="0"/>
           <w:sz w:val="22"/>
         </w:rPr>
-        <w:t>✨ Keep evidence before you need it — a permitted, high-level record in your own words.</w:t>
+        <w:t>✨ Explain what the work changed — the difference between naming an activity and showing a result someone outside your company can read.</w:t>
       </w:r>
     </w:p>
     <w:p>
@@ -318,7 +318,7 @@
           <w:i w:val="0"/>
           <w:sz w:val="22"/>
         </w:rPr>
-        <w:t>I also share one bounded example of my own: an onboarding redesign I led with my team, where one measure of how well new hires felt integrated moved from 47 to 75.</w:t>
+        <w:t>✨ Keep evidence before you need it — four lines, written while you still have the detail.</w:t>
       </w:r>
     </w:p>
     <w:p>
@@ -332,7 +332,21 @@
           <w:i w:val="0"/>
           <w:sz w:val="22"/>
         </w:rPr>
-        <w:t>This will not stop a restructure or decide a hiring market for you. What it changes is what you are holding when those things happen — so a new context stops making you forget what you already know how to do.</w:t>
+        <w:t>I am also honest about the limits. Not everything transfers. Markets change, skills go stale, and a new field can ask you to relearn things properly. Career portability is not a promise that the next opportunity arrives quickly. Mine did not.</w:t>
+      </w:r>
+    </w:p>
+    <w:p>
+      <w:pPr>
+        <w:spacing w:before="0" w:after="48" w:line="250" w:lineRule="auto"/>
+        <w:keepLines w:val="1"/>
+      </w:pPr>
+      <w:r>
+        <w:rPr>
+          <w:b w:val="0"/>
+          <w:i w:val="0"/>
+          <w:sz w:val="22"/>
+        </w:rPr>
+        <w:t>What it changes is what you are holding while all of that is happening.</w:t>
       </w:r>
     </w:p>
     <w:p>
@@ -374,7 +388,7 @@
           <w:i w:val="0"/>
           <w:sz w:val="22"/>
         </w:rPr>
-        <w:t>Turn one accomplishment into a portable proof line you can use in a performance review, an interview, an internal move or a career pivot:</w:t>
+        <w:t>Turn one real accomplishment into a portable proof line in about 10 to 15 focused minutes:</w:t>
       </w:r>
     </w:p>
     <w:p>
@@ -430,7 +444,7 @@
           <w:i w:val="0"/>
           <w:sz w:val="22"/>
         </w:rPr>
-        <w:t>00:00 Does What You Have Already Done Still Count?</w:t>
+        <w:t>00:00 The Question I Did Not Choose to Answer</w:t>
       </w:r>
     </w:p>
     <w:p>
@@ -444,7 +458,7 @@
           <w:i w:val="0"/>
           <w:sz w:val="22"/>
         </w:rPr>
-        <w:t>00:39 The Honest Promise: Not Everything Transfers</w:t>
+        <w:t>01:00 What I Can and Cannot Promise You</w:t>
       </w:r>
     </w:p>
     <w:p>
@@ -458,7 +472,7 @@
           <w:i w:val="0"/>
           <w:sz w:val="22"/>
         </w:rPr>
-        <w:t>01:31 What Actually Carried Across My Career Changes</w:t>
+        <w:t>01:37 The Role Had Disappeared. My Experience Had Not.</w:t>
       </w:r>
     </w:p>
     <w:p>
@@ -472,7 +486,7 @@
           <w:i w:val="0"/>
           <w:sz w:val="22"/>
         </w:rPr>
-        <w:t>03:09 Practice 1: Look Underneath the Title</w:t>
+        <w:t>04:14 Practice 1: Look Underneath the Title</w:t>
       </w:r>
     </w:p>
     <w:p>
@@ -486,7 +500,7 @@
           <w:i w:val="0"/>
           <w:sz w:val="22"/>
         </w:rPr>
-        <w:t>04:57 Practice 2: Explain What the Work Changed</w:t>
+        <w:t>05:46 Practice 2: Explain What the Work Changed</w:t>
       </w:r>
     </w:p>
     <w:p>
@@ -500,7 +514,7 @@
           <w:i w:val="0"/>
           <w:sz w:val="22"/>
         </w:rPr>
-        <w:t>06:09 One Result, Stated Precisely: 47 to 75</w:t>
+        <w:t>06:21 One Result, Bounded Honestly</w:t>
       </w:r>
     </w:p>
     <w:p>
@@ -514,7 +528,7 @@
           <w:i w:val="0"/>
           <w:sz w:val="22"/>
         </w:rPr>
-        <w:t>06:52 Practice 3: Keep Evidence Before You Need It</w:t>
+        <w:t>07:11 Practice 3: Keep Evidence Before You Need It</w:t>
       </w:r>
     </w:p>
     <w:p>
@@ -528,7 +542,7 @@
           <w:i w:val="0"/>
           <w:sz w:val="22"/>
         </w:rPr>
-        <w:t>08:26 The Two Mistakes, and What This Cannot Do</w:t>
+        <w:t>08:46 Two Mistakes, and the Honest Limits</w:t>
       </w:r>
     </w:p>
     <w:p>
@@ -542,7 +556,7 @@
           <w:i w:val="0"/>
           <w:sz w:val="22"/>
         </w:rPr>
-        <w:t>09:22 Who You Are Becoming</w:t>
+        <w:t>09:45 Who You Are Becoming</w:t>
       </w:r>
     </w:p>
     <w:p>
@@ -556,7 +570,7 @@
           <w:i w:val="0"/>
           <w:sz w:val="22"/>
         </w:rPr>
-        <w:t>09:50 Three Questions Before Your Next Move</w:t>
+        <w:t>10:55 Free Career Evidence Starter</w:t>
       </w:r>
     </w:p>
     <w:p>
@@ -570,21 +584,7 @@
           <w:i w:val="0"/>
           <w:sz w:val="22"/>
         </w:rPr>
-        <w:t>10:48 Free Career Evidence Starter</w:t>
-      </w:r>
-    </w:p>
-    <w:p>
-      <w:pPr>
-        <w:spacing w:before="0" w:after="48" w:line="250" w:lineRule="auto"/>
-        <w:keepLines w:val="1"/>
-      </w:pPr>
-      <w:r>
-        <w:rPr>
-          <w:b w:val="0"/>
-          <w:i w:val="0"/>
-          <w:sz w:val="22"/>
-        </w:rPr>
-        <w:t>11:10 Is Your Job Making You Less Marketable?</w:t>
+        <w:t>11:15 Is Your Job Making You Less Marketable?</w:t>
       </w:r>
     </w:p>
     <w:p>
@@ -780,7 +780,7 @@
           <w:i w:val="0"/>
           <w:sz w:val="22"/>
         </w:rPr>
-        <w:t>#CareerGrowth #CareerChange #TransferableSkills</w:t>
+        <w:t>#CareerChange #TransferableSkills #CareerPortability</w:t>
       </w:r>
     </w:p>
     <w:p>
@@ -874,7 +874,7 @@
           <w:color w:val="5A6B82"/>
           <w:sz w:val="21"/>
         </w:rPr>
-        <w:t>Identical to the twelve chapter lines inside the description above.</w:t>
+        <w:t>Identical to the 11 chapter lines inside the description above.</w:t>
       </w:r>
     </w:p>
     <w:p>
@@ -888,7 +888,7 @@
           <w:i w:val="0"/>
           <w:sz w:val="22"/>
         </w:rPr>
-        <w:t>00:00 Does What You Have Already Done Still Count?</w:t>
+        <w:t>00:00 The Question I Did Not Choose to Answer</w:t>
       </w:r>
     </w:p>
     <w:p>
@@ -902,7 +902,7 @@
           <w:i w:val="0"/>
           <w:sz w:val="22"/>
         </w:rPr>
-        <w:t>00:39 The Honest Promise: Not Everything Transfers</w:t>
+        <w:t>01:00 What I Can and Cannot Promise You</w:t>
       </w:r>
     </w:p>
     <w:p>
@@ -916,7 +916,7 @@
           <w:i w:val="0"/>
           <w:sz w:val="22"/>
         </w:rPr>
-        <w:t>01:31 What Actually Carried Across My Career Changes</w:t>
+        <w:t>01:37 The Role Had Disappeared. My Experience Had Not.</w:t>
       </w:r>
     </w:p>
     <w:p>
@@ -930,7 +930,7 @@
           <w:i w:val="0"/>
           <w:sz w:val="22"/>
         </w:rPr>
-        <w:t>03:09 Practice 1: Look Underneath the Title</w:t>
+        <w:t>04:14 Practice 1: Look Underneath the Title</w:t>
       </w:r>
     </w:p>
     <w:p>
@@ -944,7 +944,7 @@
           <w:i w:val="0"/>
           <w:sz w:val="22"/>
         </w:rPr>
-        <w:t>04:57 Practice 2: Explain What the Work Changed</w:t>
+        <w:t>05:46 Practice 2: Explain What the Work Changed</w:t>
       </w:r>
     </w:p>
     <w:p>
@@ -958,7 +958,7 @@
           <w:i w:val="0"/>
           <w:sz w:val="22"/>
         </w:rPr>
-        <w:t>06:09 One Result, Stated Precisely: 47 to 75</w:t>
+        <w:t>06:21 One Result, Bounded Honestly</w:t>
       </w:r>
     </w:p>
     <w:p>
@@ -972,7 +972,7 @@
           <w:i w:val="0"/>
           <w:sz w:val="22"/>
         </w:rPr>
-        <w:t>06:52 Practice 3: Keep Evidence Before You Need It</w:t>
+        <w:t>07:11 Practice 3: Keep Evidence Before You Need It</w:t>
       </w:r>
     </w:p>
     <w:p>
@@ -986,7 +986,7 @@
           <w:i w:val="0"/>
           <w:sz w:val="22"/>
         </w:rPr>
-        <w:t>08:26 The Two Mistakes, and What This Cannot Do</w:t>
+        <w:t>08:46 Two Mistakes, and the Honest Limits</w:t>
       </w:r>
     </w:p>
     <w:p>
@@ -1000,7 +1000,7 @@
           <w:i w:val="0"/>
           <w:sz w:val="22"/>
         </w:rPr>
-        <w:t>09:22 Who You Are Becoming</w:t>
+        <w:t>09:45 Who You Are Becoming</w:t>
       </w:r>
     </w:p>
     <w:p>
@@ -1014,7 +1014,7 @@
           <w:i w:val="0"/>
           <w:sz w:val="22"/>
         </w:rPr>
-        <w:t>09:50 Three Questions Before Your Next Move</w:t>
+        <w:t>10:55 Free Career Evidence Starter</w:t>
       </w:r>
     </w:p>
     <w:p>
@@ -1028,21 +1028,7 @@
           <w:i w:val="0"/>
           <w:sz w:val="22"/>
         </w:rPr>
-        <w:t>10:48 Free Career Evidence Starter</w:t>
-      </w:r>
-    </w:p>
-    <w:p>
-      <w:pPr>
-        <w:spacing w:before="0" w:after="28" w:line="250" w:lineRule="auto"/>
-        <w:keepLines w:val="1"/>
-      </w:pPr>
-      <w:r>
-        <w:rPr>
-          <w:b w:val="0"/>
-          <w:i w:val="0"/>
-          <w:sz w:val="22"/>
-        </w:rPr>
-        <w:t>11:10 Is Your Job Making You Less Marketable?</w:t>
+        <w:t>11:15 Is Your Job Making You Less Marketable?</w:t>
       </w:r>
     </w:p>
     <w:p>
@@ -1086,7 +1072,7 @@
           <w:i w:val="0"/>
           <w:sz w:val="22"/>
         </w:rPr>
-        <w:t>1. You are about to change context and are not sure what still counts</w:t>
+        <w:t>1. Something changed that you did not choose</w:t>
       </w:r>
     </w:p>
     <w:p>
@@ -1100,7 +1086,7 @@
           <w:i w:val="0"/>
           <w:sz w:val="22"/>
         </w:rPr>
-        <w:t>2. You know what you can do but cannot explain what changed because of you</w:t>
+        <w:t>2. You can do the work but cannot explain what it built</w:t>
       </w:r>
     </w:p>
     <w:p>
@@ -1114,7 +1100,7 @@
           <w:i w:val="0"/>
           <w:sz w:val="22"/>
         </w:rPr>
-        <w:t>3. You have done good work and the evidence for it is already fading</w:t>
+        <w:t>3. You have the experience but not the evidence</w:t>
       </w:r>
     </w:p>
     <w:p>
@@ -1128,7 +1114,7 @@
           <w:i w:val="0"/>
           <w:sz w:val="22"/>
         </w:rPr>
-        <w:t>Tell me which one, and what you would put in the “what this shows” line for one piece of your work.</w:t>
+        <w:t>Tell me which one. And if the title, the employer or the industry changed tomorrow, what do you still know how to do that another context could use?</w:t>
       </w:r>
     </w:p>
     <w:p>
@@ -1142,7 +1128,7 @@
           <w:i w:val="0"/>
           <w:sz w:val="22"/>
         </w:rPr>
-        <w:t>If you want to try it on one real accomplishment, the free Career Evidence Starter is here:</w:t>
+        <w:t>If you want to turn one real accomplishment into portable proof, the free Career Evidence Starter is here:</w:t>
       </w:r>
     </w:p>
     <w:p>
@@ -1186,7 +1172,7 @@
           <w:i w:val="0"/>
           <w:sz w:val="22"/>
         </w:rPr>
-        <w:t>Is Your Job Making You Less Marketable?  (Video 2)</w:t>
+        <w:t>Video 2 — Is Your Job Making You Less Marketable?</w:t>
       </w:r>
     </w:p>
     <w:p>
@@ -1231,7 +1217,7 @@
           <w:i w:val="0"/>
           <w:sz w:val="21"/>
         </w:rPr>
-        <w:t>how to change jobs without starting over, transferable skills, career change, career pivot, changing careers, transferable experience, career portability, career evidence, starting over, experienced professionals, Temidayo Afonja, Capability Formation</w:t>
+        <w:t>how to change jobs without starting over, career change, career pivot, transferable skills, transferable experience, career portability, career evidence, rescinded job offer, career transition, laid off what now, experienced professionals, Temidayo Afonja, Capability Formation</w:t>
       </w:r>
     </w:p>
     <w:sectPr>

--- a/deliverables/video-1-slides/hit-final/Video_1_YouTube_Description_HIT.docx
+++ b/deliverables/video-1-slides/hit-final/Video_1_YouTube_Description_HIT.docx
@@ -42,7 +42,7 @@
           <w:color w:val="5A6B82"/>
           <w:sz w:val="22"/>
         </w:rPr>
-        <w:t>Video 1  ·  YouTube description  ·  v5.1</w:t>
+        <w:t>Video 1  ·  YouTube description  ·  v5.1.1</w:t>
       </w:r>
     </w:p>
     <w:p>
